--- a/원고/1부/러시아어_컨설턴트_10아크.docx
+++ b/원고/1부/러시아어_컨설턴트_10아크.docx
@@ -391,6 +391,42 @@
           <w:bCs/>
           <w:b/>
         </w:rPr>
+        <w:t xml:space="preserve">Настя:</w:t>
+      </w:r>
+      <w:r>
+        <w:t xml:space="preserve"> </w:t>
+      </w:r>
+      <w:r>
+        <w:t xml:space="preserve">(Шёпотом, Кириллу) Прямо по Крылову: «Когда в товарищах согласья нет, / На лад их дело не пойдёт…»</w:t>
+      </w:r>
+    </w:p>
+    <w:p>
+      <w:pPr>
+        <w:pStyle w:val="BodyText"/>
+      </w:pPr>
+      <w:r>
+        <w:rPr>
+          <w:bCs/>
+          <w:b/>
+        </w:rPr>
+        <w:t xml:space="preserve">Кирилл:</w:t>
+      </w:r>
+      <w:r>
+        <w:t xml:space="preserve"> </w:t>
+      </w:r>
+      <w:r>
+        <w:t xml:space="preserve">(Тихо) «…Да только воз и ныне там». Похоже, этот спор идёт не первый месяц.</w:t>
+      </w:r>
+    </w:p>
+    <w:p>
+      <w:pPr>
+        <w:pStyle w:val="BodyText"/>
+      </w:pPr>
+      <w:r>
+        <w:rPr>
+          <w:bCs/>
+          <w:b/>
+        </w:rPr>
         <w:t xml:space="preserve">Александра:</w:t>
       </w:r>
       <w:r>
@@ -1206,6 +1242,42 @@
       </w:r>
       <w:r>
         <w:t xml:space="preserve">позиция против позиции.</w:t>
+      </w:r>
+    </w:p>
+    <w:p>
+      <w:pPr>
+        <w:pStyle w:val="BodyText"/>
+      </w:pPr>
+      <w:r>
+        <w:rPr>
+          <w:bCs/>
+          <w:b/>
+        </w:rPr>
+        <w:t xml:space="preserve">Тимур:</w:t>
+      </w:r>
+      <w:r>
+        <w:t xml:space="preserve"> </w:t>
+      </w:r>
+      <w:r>
+        <w:t xml:space="preserve">(Усмехнувшись) Знаете, какой слоган я предлагал для новой линии? «Красота спасёт мир». Клавдия Тимофеевна ответила, что Достоевский имел в виду не крем для лица.</w:t>
+      </w:r>
+    </w:p>
+    <w:p>
+      <w:pPr>
+        <w:pStyle w:val="BodyText"/>
+      </w:pPr>
+      <w:r>
+        <w:rPr>
+          <w:bCs/>
+          <w:b/>
+        </w:rPr>
+        <w:t xml:space="preserve">Кирилл:</w:t>
+      </w:r>
+      <w:r>
+        <w:t xml:space="preserve"> </w:t>
+      </w:r>
+      <w:r>
+        <w:t xml:space="preserve">(Улыбаясь) Возможно, она права. Но спасать весь мир и не нужно — для начала хватит спасти бренд.</w:t>
       </w:r>
     </w:p>
     <w:p>

--- a/원고/1부/러시아어_컨설턴트_10아크.docx
+++ b/원고/1부/러시아어_컨설턴트_10아크.docx
@@ -5108,6 +5108,222 @@
       </w:r>
       <w:r>
         <w:t xml:space="preserve">Обязательно. Удачи вам, в мире авиации.</w:t>
+      </w:r>
+    </w:p>
+    <w:p>
+      <w:r>
+        <w:br w:type="page"/>
+      </w:r>
+    </w:p>
+    <w:p>
+      <w:pPr>
+        <w:pStyle w:val="BodyText"/>
+      </w:pPr>
+      <w:r>
+        <w:rPr>
+          <w:b/>
+          <w:bCs/>
+          <w:sz w:val="32"/>
+          <w:szCs w:val="32"/>
+        </w:rPr>
+        <w:t xml:space="preserve">📚 인용 해설 노트 — 10아크</w:t>
+      </w:r>
+    </w:p>
+    <w:p>
+      <w:pPr>
+        <w:pStyle w:val="BodyText"/>
+      </w:pPr>
+      <w:r>
+        <w:rPr/>
+        <w:t xml:space="preserve">이 화에 나온 러시아 고전 인용과 속담의 뜻, 원작 맥락, 쓰인 장면, 실제 대화에서 쓰는 요령을 정리했습니다.</w:t>
+      </w:r>
+    </w:p>
+    <w:p>
+      <w:pPr>
+        <w:pStyle w:val="BodyText"/>
+      </w:pPr>
+      <w:r>
+        <w:rPr>
+          <w:b/>
+          <w:bCs/>
+          <w:sz w:val="24"/>
+          <w:szCs w:val="24"/>
+        </w:rPr>
+        <w:t xml:space="preserve">인용 1 · «Когда в товарищах согласья нет, / На лад их дело не пойдёт, / И выйдет из него не дело, только мука. … Да только воз и ныне там»</w:t>
+      </w:r>
+    </w:p>
+    <w:p>
+      <w:pPr>
+        <w:pStyle w:val="BodyText"/>
+      </w:pPr>
+      <w:r>
+        <w:rPr>
+          <w:b/>
+          <w:bCs/>
+        </w:rPr>
+        <w:t xml:space="preserve">출전: </w:t>
+      </w:r>
+      <w:r>
+        <w:rPr/>
+        <w:t xml:space="preserve">이반 크릴로프, 우화 「백조, 가재, 꼬치고기」(Лебедь, Рак и Щука)</w:t>
+      </w:r>
+    </w:p>
+    <w:p>
+      <w:pPr>
+        <w:pStyle w:val="BodyText"/>
+      </w:pPr>
+      <w:r>
+        <w:rPr>
+          <w:b/>
+          <w:bCs/>
+        </w:rPr>
+        <w:t xml:space="preserve">뜻: </w:t>
+      </w:r>
+      <w:r>
+        <w:rPr/>
+        <w:t xml:space="preserve">동료 사이에 화합이 없으면 일이 제대로 될 리 없고, 고생만 남는다. 그래서 수레는 지금도 그 자리에 있다.</w:t>
+      </w:r>
+    </w:p>
+    <w:p>
+      <w:pPr>
+        <w:pStyle w:val="BodyText"/>
+      </w:pPr>
+      <w:r>
+        <w:rPr>
+          <w:b/>
+          <w:bCs/>
+        </w:rPr>
+        <w:t xml:space="preserve">원작·유래: </w:t>
+      </w:r>
+      <w:r>
+        <w:rPr/>
+        <w:t xml:space="preserve">백조는 하늘로, 가재는 뒤로, 꼬치고기는 물속으로 수레를 끌어서 수레가 꼼짝도 하지 않는다는 우화입니다. «А воз и ныне там»(수레는 지금도 그 자리에)는 진전 없는 일을 뜻하는 관용구가 됐습니다.</w:t>
+      </w:r>
+    </w:p>
+    <w:p>
+      <w:pPr>
+        <w:pStyle w:val="BodyText"/>
+      </w:pPr>
+      <w:r>
+        <w:rPr>
+          <w:b/>
+          <w:bCs/>
+        </w:rPr>
+        <w:t xml:space="preserve">이 화에서: </w:t>
+      </w:r>
+      <w:r>
+        <w:rPr/>
+        <w:t xml:space="preserve">화장품 회사 회의실에서 조제 책임자와 마케팅 이사가 격렬하게 다투는 모습을 보고 나스탸와 키릴이 속삭입니다.</w:t>
+      </w:r>
+    </w:p>
+    <w:p>
+      <w:pPr>
+        <w:pStyle w:val="BodyText"/>
+      </w:pPr>
+      <w:r>
+        <w:rPr>
+          <w:b/>
+          <w:bCs/>
+        </w:rPr>
+        <w:t xml:space="preserve">대화 활용 팁: </w:t>
+      </w:r>
+      <w:r>
+        <w:rPr/>
+        <w:t xml:space="preserve">부서 간 갈등, 공동 프로젝트의 엇박자를 표현할 때 씁니다. «А воз и ныне там»만 따로 써도 '진척이 없다'는 뜻으로 일상에서 자주 씁니다.</w:t>
+      </w:r>
+    </w:p>
+    <w:p>
+      <w:pPr>
+        <w:pStyle w:val="BodyText"/>
+      </w:pPr>
+      <w:r>
+        <w:rPr>
+          <w:b/>
+          <w:bCs/>
+          <w:sz w:val="24"/>
+          <w:szCs w:val="24"/>
+        </w:rPr>
+        <w:t xml:space="preserve">인용 2 · «Красота спасёт мир»</w:t>
+      </w:r>
+    </w:p>
+    <w:p>
+      <w:pPr>
+        <w:pStyle w:val="BodyText"/>
+      </w:pPr>
+      <w:r>
+        <w:rPr>
+          <w:b/>
+          <w:bCs/>
+        </w:rPr>
+        <w:t xml:space="preserve">출전: </w:t>
+      </w:r>
+      <w:r>
+        <w:rPr/>
+        <w:t xml:space="preserve">표도르 도스토옙스키(Ф. М. Достоевский), 『백치』</w:t>
+      </w:r>
+    </w:p>
+    <w:p>
+      <w:pPr>
+        <w:pStyle w:val="BodyText"/>
+      </w:pPr>
+      <w:r>
+        <w:rPr>
+          <w:b/>
+          <w:bCs/>
+        </w:rPr>
+        <w:t xml:space="preserve">뜻: </w:t>
+      </w:r>
+      <w:r>
+        <w:rPr/>
+        <w:t xml:space="preserve">아름다움이 세상을 구원할 것이다.</w:t>
+      </w:r>
+    </w:p>
+    <w:p>
+      <w:pPr>
+        <w:pStyle w:val="BodyText"/>
+      </w:pPr>
+      <w:r>
+        <w:rPr>
+          <w:b/>
+          <w:bCs/>
+        </w:rPr>
+        <w:t xml:space="preserve">원작·유래: </w:t>
+      </w:r>
+      <w:r>
+        <w:rPr/>
+        <w:t xml:space="preserve">소설에서는 이폴리트가 미시킨 공작이 했다는 말로 전하는 문장입니다. 여기서 '아름다움'은 외모가 아니라 도덕적, 영적 아름다움을 가리킨다는 해석이 일반적입니다.</w:t>
+      </w:r>
+    </w:p>
+    <w:p>
+      <w:pPr>
+        <w:pStyle w:val="BodyText"/>
+      </w:pPr>
+      <w:r>
+        <w:rPr>
+          <w:b/>
+          <w:bCs/>
+        </w:rPr>
+        <w:t xml:space="preserve">이 화에서: </w:t>
+      </w:r>
+      <w:r>
+        <w:rPr/>
+        <w:t xml:space="preserve">마케팅 이사 티무르가 이 문구를 신제품 슬로건으로 제안했다가, 조제 책임자 클라브디야에게 '도스토옙스키는 얼굴 크림 얘기를 한 게 아니'라는 핀잔을 들었다고 털어놓습니다.</w:t>
+      </w:r>
+    </w:p>
+    <w:p>
+      <w:pPr>
+        <w:pStyle w:val="BodyText"/>
+      </w:pPr>
+      <w:r>
+        <w:rPr>
+          <w:b/>
+          <w:bCs/>
+        </w:rPr>
+        <w:t xml:space="preserve">대화 활용 팁: </w:t>
+      </w:r>
+      <w:r>
+        <w:rPr/>
+        <w:t xml:space="preserve">러시아에서 가장 유명한 인용구 가운데 하나라 광고와 뷰티 업계에서 자주 패러디됩니다. 진지하게 쓰면 거창하게 들릴 수 있으니 이 장면처럼 약간의 유머를 섞는 편이 좋습니다.</w:t>
       </w:r>
     </w:p>
     <w:sectPr/>
